--- a/testakten/kuendigungsschutzklage-weber-techlogix/vollmacht_weber.docx
+++ b/testakten/kuendigungsschutzklage-weber-techlogix/vollmacht_weber.docx
@@ -25,7 +25,7 @@
           <w:rFonts w:ascii="Calibri" w:hAnsi="Calibri"/>
           <w:b w:val="0"/>
           <w:i w:val="0"/>
-          <w:sz w:val="22"/>
+          <w:sz w:val="20"/>
         </w:rPr>
         <w:t>Rechtsanwälte · Oranienstr. 14, 10999 Berlin</w:t>
       </w:r>
@@ -39,7 +39,7 @@
           <w:rFonts w:ascii="Calibri" w:hAnsi="Calibri"/>
           <w:b w:val="0"/>
           <w:i w:val="0"/>
-          <w:sz w:val="22"/>
+          <w:sz w:val="20"/>
         </w:rPr>
         <w:t>Tel.: 030 / 69 81 44 20 · kanzlei@steinhauer-vonau.de</w:t>
       </w:r>
@@ -53,7 +53,11 @@
         <w:t>────────────────────────────────────────────────────────────</w:t>
       </w:r>
     </w:p>
-    <w:p/>
+    <w:p>
+      <w:pPr>
+        <w:spacing w:before="0" w:after="0" w:line="80" w:lineRule="exact"/>
+      </w:pPr>
+    </w:p>
     <w:p>
       <w:pPr>
         <w:jc w:val="center"/>
@@ -68,7 +72,11 @@
         <w:t>VOLLMACHT</w:t>
       </w:r>
     </w:p>
-    <w:p/>
+    <w:p>
+      <w:pPr>
+        <w:spacing w:before="0" w:after="0" w:line="80" w:lineRule="exact"/>
+      </w:pPr>
+    </w:p>
     <w:p>
       <w:pPr>
         <w:jc w:val="left"/>
@@ -78,7 +86,7 @@
           <w:rFonts w:ascii="Calibri" w:hAnsi="Calibri"/>
           <w:b w:val="0"/>
           <w:i w:val="0"/>
-          <w:sz w:val="22"/>
+          <w:sz w:val="20"/>
         </w:rPr>
         <w:t>Ich,</w:t>
       </w:r>
@@ -92,7 +100,7 @@
           <w:rFonts w:ascii="Calibri" w:hAnsi="Calibri"/>
           <w:b/>
           <w:i w:val="0"/>
-          <w:sz w:val="22"/>
+          <w:sz w:val="20"/>
         </w:rPr>
         <w:t>Marcus Weber</w:t>
         <w:br/>
@@ -101,7 +109,11 @@
         <w:t>Berliner Str. 42, 10243 Berlin</w:t>
       </w:r>
     </w:p>
-    <w:p/>
+    <w:p>
+      <w:pPr>
+        <w:spacing w:before="0" w:after="0" w:line="80" w:lineRule="exact"/>
+      </w:pPr>
+    </w:p>
     <w:p>
       <w:pPr>
         <w:jc w:val="left"/>
@@ -111,7 +123,7 @@
           <w:rFonts w:ascii="Calibri" w:hAnsi="Calibri"/>
           <w:b w:val="0"/>
           <w:i w:val="0"/>
-          <w:sz w:val="22"/>
+          <w:sz w:val="20"/>
         </w:rPr>
         <w:t>bevollmächtige hiermit</w:t>
       </w:r>
@@ -125,16 +137,20 @@
           <w:rFonts w:ascii="Calibri" w:hAnsi="Calibri"/>
           <w:b/>
           <w:i w:val="0"/>
-          <w:sz w:val="22"/>
+          <w:sz w:val="20"/>
         </w:rPr>
         <w:t>Rechtsanwalt Benedikt Steinhauer</w:t>
         <w:br/>
         <w:t>und alle in der Kanzlei Steinhauer &amp; Vonau tätigen Rechtsanwältinnen und Rechtsanwälte</w:t>
         <w:br/>
-        <w:t>-- nachfolgend 'Bevollmaechtigte' --</w:t>
+        <w:t>-- nachfolgend 'Bevollmächtigte' --</w:t>
       </w:r>
     </w:p>
-    <w:p/>
+    <w:p>
+      <w:pPr>
+        <w:spacing w:before="0" w:after="0" w:line="80" w:lineRule="exact"/>
+      </w:pPr>
+    </w:p>
     <w:p>
       <w:pPr>
         <w:jc w:val="left"/>
@@ -144,12 +160,16 @@
           <w:rFonts w:ascii="Calibri" w:hAnsi="Calibri"/>
           <w:b w:val="0"/>
           <w:i w:val="0"/>
-          <w:sz w:val="22"/>
+          <w:sz w:val="20"/>
         </w:rPr>
         <w:t>mich in allen Angelegenheiten betreffend die Kündigung durch die TechLogix GmbH vom 28. April 2026 umfassend gerichtlich und außergerichtlich zu vertreten, insbesondere:</w:t>
       </w:r>
     </w:p>
-    <w:p/>
+    <w:p>
+      <w:pPr>
+        <w:spacing w:before="0" w:after="0" w:line="80" w:lineRule="exact"/>
+      </w:pPr>
+    </w:p>
     <w:p>
       <w:pPr>
         <w:pStyle w:val="ListBullet"/>
@@ -159,9 +179,9 @@
           <w:rFonts w:ascii="Calibri" w:hAnsi="Calibri"/>
           <w:b w:val="0"/>
           <w:i w:val="0"/>
-          <w:sz w:val="22"/>
+          <w:sz w:val="20"/>
         </w:rPr>
-        <w:t>Erhebung einer Kündigungsschutzklage gemäß § 4 KSchG</w:t>
+        <w:t>Erhebung einer Kündigungsschutzklage gemäß Paragraf 4 KSchG</w:t>
       </w:r>
     </w:p>
     <w:p>
@@ -173,7 +193,7 @@
           <w:rFonts w:ascii="Calibri" w:hAnsi="Calibri"/>
           <w:b w:val="0"/>
           <w:i w:val="0"/>
-          <w:sz w:val="22"/>
+          <w:sz w:val="20"/>
         </w:rPr>
         <w:t>Einlegung aller Rechtsmittel (Berufung, Revision, NZB)</w:t>
       </w:r>
@@ -187,7 +207,7 @@
           <w:rFonts w:ascii="Calibri" w:hAnsi="Calibri"/>
           <w:b w:val="0"/>
           <w:i w:val="0"/>
-          <w:sz w:val="22"/>
+          <w:sz w:val="20"/>
         </w:rPr>
         <w:t>Stellung aller verfahrensbezogenen Anträge einschließlich Weiterbeschäftigungsantrag</w:t>
       </w:r>
@@ -201,7 +221,7 @@
           <w:rFonts w:ascii="Calibri" w:hAnsi="Calibri"/>
           <w:b w:val="0"/>
           <w:i w:val="0"/>
-          <w:sz w:val="22"/>
+          <w:sz w:val="20"/>
         </w:rPr>
         <w:t>Abschluss von Vergleichen (Rückfragepflicht bei Beträgen über EUR 15.000)</w:t>
       </w:r>
@@ -215,7 +235,7 @@
           <w:rFonts w:ascii="Calibri" w:hAnsi="Calibri"/>
           <w:b w:val="0"/>
           <w:i w:val="0"/>
-          <w:sz w:val="22"/>
+          <w:sz w:val="20"/>
         </w:rPr>
         <w:t>Empfang von Zustellungen und Zahlungen</w:t>
       </w:r>
@@ -229,12 +249,16 @@
           <w:rFonts w:ascii="Calibri" w:hAnsi="Calibri"/>
           <w:b w:val="0"/>
           <w:i w:val="0"/>
-          <w:sz w:val="22"/>
+          <w:sz w:val="20"/>
         </w:rPr>
         <w:t>Einsichtnahme in Gerichts- und Verwaltungsakten</w:t>
       </w:r>
     </w:p>
-    <w:p/>
+    <w:p>
+      <w:pPr>
+        <w:spacing w:before="0" w:after="0" w:line="80" w:lineRule="exact"/>
+      </w:pPr>
+    </w:p>
     <w:p>
       <w:pPr>
         <w:jc w:val="left"/>
@@ -244,12 +268,16 @@
           <w:rFonts w:ascii="Calibri" w:hAnsi="Calibri"/>
           <w:b w:val="0"/>
           <w:i w:val="0"/>
-          <w:sz w:val="22"/>
+          <w:sz w:val="20"/>
         </w:rPr>
         <w:t>Diese Vollmacht gilt über den Tod des Vollmachtgebers hinaus.</w:t>
       </w:r>
     </w:p>
-    <w:p/>
+    <w:p>
+      <w:pPr>
+        <w:spacing w:before="0" w:after="0" w:line="80" w:lineRule="exact"/>
+      </w:pPr>
+    </w:p>
     <w:p>
       <w:pPr>
         <w:jc w:val="left"/>
@@ -259,12 +287,16 @@
           <w:rFonts w:ascii="Calibri" w:hAnsi="Calibri"/>
           <w:b w:val="0"/>
           <w:i w:val="0"/>
-          <w:sz w:val="22"/>
+          <w:sz w:val="20"/>
         </w:rPr>
         <w:t>Berlin, 06. Mai 2026</w:t>
       </w:r>
     </w:p>
-    <w:p/>
+    <w:p>
+      <w:pPr>
+        <w:spacing w:before="0" w:after="0" w:line="80" w:lineRule="exact"/>
+      </w:pPr>
+    </w:p>
     <w:p>
       <w:pPr>
         <w:jc w:val="left"/>
@@ -274,7 +306,7 @@
           <w:rFonts w:ascii="Calibri" w:hAnsi="Calibri"/>
           <w:b w:val="0"/>
           <w:i w:val="0"/>
-          <w:sz w:val="22"/>
+          <w:sz w:val="20"/>
         </w:rPr>
         <w:t>________________________________</w:t>
       </w:r>
@@ -288,14 +320,18 @@
           <w:rFonts w:ascii="Calibri" w:hAnsi="Calibri"/>
           <w:b w:val="0"/>
           <w:i w:val="0"/>
-          <w:sz w:val="22"/>
+          <w:sz w:val="20"/>
         </w:rPr>
         <w:t>Marcus Weber</w:t>
         <w:br/>
         <w:t>(eigenhändig unterschrieben)</w:t>
       </w:r>
     </w:p>
-    <w:p/>
+    <w:p>
+      <w:pPr>
+        <w:spacing w:before="0" w:after="0" w:line="80" w:lineRule="exact"/>
+      </w:pPr>
+    </w:p>
     <w:p>
       <w:pPr>
         <w:jc w:val="left"/>
@@ -311,8 +347,8 @@
       </w:r>
     </w:p>
     <w:sectPr>
-      <w:pgSz w:w="12240" w:h="15840"/>
-      <w:pgMar w:top="1417" w:right="1134" w:bottom="1134" w:left="1701" w:header="720" w:footer="720" w:gutter="0"/>
+      <w:pgSz w:w="11906" w:h="16838"/>
+      <w:pgMar w:top="1020" w:right="1134" w:bottom="907" w:left="1701" w:header="397" w:footer="397" w:gutter="0"/>
       <w:cols w:space="720"/>
       <w:docGrid w:linePitch="360"/>
     </w:sectPr>
@@ -683,6 +719,12 @@
     <w:name w:val="Normal"/>
     <w:qFormat/>
     <w:rsid w:val="00FC693F"/>
+    <w:pPr>
+      <w:spacing w:after="60" w:line="240" w:lineRule="auto"/>
+    </w:pPr>
+    <w:rPr>
+      <w:sz w:val="20"/>
+    </w:rPr>
   </w:style>
   <w:style w:type="paragraph" w:styleId="Header">
     <w:name w:val="header"/>
@@ -1028,7 +1070,7 @@
       <w:pBdr>
         <w:bottom w:val="single" w:sz="8" w:space="4" w:color="4F81BD" w:themeColor="accent1"/>
       </w:pBdr>
-      <w:spacing w:after="300" w:line="240" w:lineRule="auto"/>
+      <w:spacing w:after="180" w:line="240" w:lineRule="auto"/>
       <w:contextualSpacing/>
     </w:pPr>
     <w:rPr>
@@ -1036,7 +1078,7 @@
       <w:color w:val="17365D" w:themeColor="text2" w:themeShade="BF"/>
       <w:spacing w:val="5"/>
       <w:kern w:val="28"/>
-      <w:sz w:val="52"/>
+      <w:sz w:val="32"/>
       <w:szCs w:val="52"/>
     </w:rPr>
   </w:style>
